--- a/Syllabus/Syllabus_BCA 2004T.docx
+++ b/Syllabus/Syllabus_BCA 2004T.docx
@@ -725,7 +725,6 @@
           <w:szCs w:val="20"/>
         </w:rPr>
       </w:pPr>
-      <w:proofErr w:type="gramStart"/>
       <w:r>
         <w:rPr>
           <w:rFonts w:ascii="Times New Roman" w:hAnsi="Times New Roman" w:cs="Times New Roman"/>
@@ -737,7 +736,6 @@
         <w:lastRenderedPageBreak/>
         <w:t>Text Books</w:t>
       </w:r>
-      <w:proofErr w:type="gramEnd"/>
     </w:p>
     <w:p>
       <w:pPr>
@@ -754,25 +752,7 @@
           <w:sz w:val="20"/>
           <w:szCs w:val="20"/>
         </w:rPr>
-        <w:t xml:space="preserve">1. </w:t>
-      </w:r>
-      <w:proofErr w:type="spellStart"/>
-      <w:r>
-        <w:rPr>
-          <w:rFonts w:ascii="Times New Roman" w:hAnsi="Times New Roman" w:cs="Times New Roman"/>
-          <w:sz w:val="20"/>
-          <w:szCs w:val="20"/>
-        </w:rPr>
-        <w:t>Balaguruswamy</w:t>
-      </w:r>
-      <w:proofErr w:type="spellEnd"/>
-      <w:r>
-        <w:rPr>
-          <w:rFonts w:ascii="Times New Roman" w:hAnsi="Times New Roman" w:cs="Times New Roman"/>
-          <w:sz w:val="20"/>
-          <w:szCs w:val="20"/>
-        </w:rPr>
-        <w:t>, E. Programming with JAVA: A Primer. 7th ed. India: McGraw Hill Education, 2023.</w:t>
+        <w:t>1. Balaguruswamy, E. Programming with JAVA: A Primer. 7th ed. India: McGraw Hill Education, 2023.</w:t>
       </w:r>
     </w:p>
     <w:p>
